--- a/docs/Memory-Wiki.docx
+++ b/docs/Memory-Wiki.docx
@@ -44,11 +44,71 @@
     </w:p>
     <w:p>
       <w:pPr>
+        <w:spacing w:after="472"/>
+        <w:jc w:val="center"/>
+      </w:pPr>
+      <w:r>
+        <w:rPr>
+          <w:noProof/>
+        </w:rPr>
+        <w:drawing>
+          <wp:inline distT="0" distB="0" distL="0" distR="0" wp14:anchorId="2B35D8F7" wp14:editId="4659054E">
+            <wp:extent cx="5229225" cy="4283623"/>
+            <wp:effectExtent l="0" t="0" r="0" b="3175"/>
+            <wp:docPr id="1887383302" name="Picture 42"/>
+            <wp:cNvGraphicFramePr>
+              <a:graphicFrameLocks xmlns:a="http://schemas.openxmlformats.org/drawingml/2006/main" noChangeAspect="1"/>
+            </wp:cNvGraphicFramePr>
+            <a:graphic xmlns:a="http://schemas.openxmlformats.org/drawingml/2006/main">
+              <a:graphicData uri="http://schemas.openxmlformats.org/drawingml/2006/picture">
+                <pic:pic xmlns:pic="http://schemas.openxmlformats.org/drawingml/2006/picture">
+                  <pic:nvPicPr>
+                    <pic:cNvPr id="0" name="Picture 1"/>
+                    <pic:cNvPicPr>
+                      <a:picLocks noChangeAspect="1" noChangeArrowheads="1"/>
+                    </pic:cNvPicPr>
+                  </pic:nvPicPr>
+                  <pic:blipFill>
+                    <a:blip r:embed="rId4">
+                      <a:extLst>
+                        <a:ext uri="{28A0092B-C50C-407E-A947-70E740481C1C}">
+                          <a14:useLocalDpi xmlns:a14="http://schemas.microsoft.com/office/drawing/2010/main" val="0"/>
+                        </a:ext>
+                      </a:extLst>
+                    </a:blip>
+                    <a:srcRect/>
+                    <a:stretch>
+                      <a:fillRect/>
+                    </a:stretch>
+                  </pic:blipFill>
+                  <pic:spPr bwMode="auto">
+                    <a:xfrm>
+                      <a:off x="0" y="0"/>
+                      <a:ext cx="5240695" cy="4293019"/>
+                    </a:xfrm>
+                    <a:prstGeom prst="rect">
+                      <a:avLst/>
+                    </a:prstGeom>
+                    <a:noFill/>
+                    <a:ln>
+                      <a:noFill/>
+                    </a:ln>
+                  </pic:spPr>
+                </pic:pic>
+              </a:graphicData>
+            </a:graphic>
+          </wp:inline>
+        </w:drawing>
+      </w:r>
+    </w:p>
+    <w:p>
+      <w:pPr>
         <w:pStyle w:val="Heading1"/>
         <w:spacing w:after="230"/>
         <w:ind w:left="-5"/>
       </w:pPr>
       <w:r>
+        <w:lastRenderedPageBreak/>
         <w:t>Architecture Components</w:t>
       </w:r>
     </w:p>
@@ -555,9 +615,7 @@
         <w:tblW w:w="8940" w:type="dxa"/>
         <w:tblInd w:w="8" w:type="dxa"/>
         <w:tblCellMar>
-          <w:top w:w="0" w:type="dxa"/>
           <w:left w:w="112" w:type="dxa"/>
-          <w:bottom w:w="0" w:type="dxa"/>
           <w:right w:w="109" w:type="dxa"/>
         </w:tblCellMar>
         <w:tblLook w:val="04A0" w:firstRow="1" w:lastRow="0" w:firstColumn="1" w:lastColumn="0" w:noHBand="0" w:noVBand="1"/>
@@ -997,25 +1055,7 @@
                 <w:color w:val="171717"/>
                 <w:sz w:val="19"/>
               </w:rPr>
-              <w:t>/</w:t>
-            </w:r>
-            <w:proofErr w:type="gramStart"/>
-            <w:r>
-              <w:rPr>
-                <w:rFonts w:ascii="Courier New" w:eastAsia="Courier New" w:hAnsi="Courier New" w:cs="Courier New"/>
-                <w:color w:val="171717"/>
-                <w:sz w:val="19"/>
-              </w:rPr>
-              <w:t>transcripts</w:t>
-            </w:r>
-            <w:proofErr w:type="gramEnd"/>
-            <w:r>
-              <w:rPr>
-                <w:rFonts w:ascii="Courier New" w:eastAsia="Courier New" w:hAnsi="Courier New" w:cs="Courier New"/>
-                <w:color w:val="171717"/>
-                <w:sz w:val="19"/>
-              </w:rPr>
-              <w:t xml:space="preserve"> </w:t>
+              <w:t xml:space="preserve">/transcripts </w:t>
             </w:r>
           </w:p>
         </w:tc>
@@ -1499,9 +1539,7 @@
         <w:tblW w:w="7695" w:type="dxa"/>
         <w:tblInd w:w="8" w:type="dxa"/>
         <w:tblCellMar>
-          <w:top w:w="0" w:type="dxa"/>
           <w:left w:w="112" w:type="dxa"/>
-          <w:bottom w:w="0" w:type="dxa"/>
           <w:right w:w="113" w:type="dxa"/>
         </w:tblCellMar>
         <w:tblLook w:val="04A0" w:firstRow="1" w:lastRow="0" w:firstColumn="1" w:lastColumn="0" w:noHBand="0" w:noVBand="1"/>
@@ -2429,7 +2467,6 @@
               <w:rPr>
                 <w:noProof/>
               </w:rPr>
-              <w:lastRenderedPageBreak/>
               <mc:AlternateContent>
                 <mc:Choice Requires="wpg">
                   <w:drawing>
@@ -2820,6 +2857,7 @@
         <w:ind w:left="-5"/>
       </w:pPr>
       <w:r>
+        <w:lastRenderedPageBreak/>
         <w:t>Processing Layer</w:t>
       </w:r>
     </w:p>
@@ -5797,7 +5835,6 @@
         <w:ind w:left="-5"/>
       </w:pPr>
       <w:r>
-        <w:lastRenderedPageBreak/>
         <w:t>Data Flow</w:t>
       </w:r>
     </w:p>
@@ -5823,6 +5860,7 @@
         <w:rPr>
           <w:noProof/>
         </w:rPr>
+        <w:lastRenderedPageBreak/>
         <mc:AlternateContent>
           <mc:Choice Requires="wpg">
             <w:drawing>
